--- a/Files/04 - Bamidbar/10 - Matos-Maasei/5785/Matos Massei 5785.docx
+++ b/Files/04 - Bamidbar/10 - Matos-Maasei/5785/Matos Massei 5785.docx
@@ -358,7 +358,7 @@
         <w:rPr>
           <w:rFonts w:ascii="Times New Roman" w:hAnsi="Times New Roman" w:cs="Times New Roman"/>
         </w:rPr>
-        <w:t xml:space="preserve"> him back to</w:t>
+        <w:t xml:space="preserve"> him back to </w:t>
       </w:r>
       <w:r>
         <w:rPr>
@@ -1662,7 +1662,7 @@
         <w:rPr>
           <w:rFonts w:ascii="Times New Roman" w:hAnsi="Times New Roman" w:cs="Times New Roman"/>
         </w:rPr>
-        <w:t>nt on the</w:t>
+        <w:t xml:space="preserve">nt on the </w:t>
       </w:r>
       <w:r>
         <w:rPr>

--- a/Files/04 - Bamidbar/10 - Matos-Maasei/5785/Matos Massei 5785.docx
+++ b/Files/04 - Bamidbar/10 - Matos-Maasei/5785/Matos Massei 5785.docx
@@ -2737,7 +2737,7 @@
           <w:rFonts w:ascii="Times New Roman" w:hAnsi="Times New Roman" w:cs="Times New Roman"/>
           <w:rtl/>
         </w:rPr>
-        <w:t>"</w:t>
+        <w:t>״</w:t>
       </w:r>
       <w:r>
         <w:rPr>
@@ -3086,7 +3086,7 @@
           <w:rFonts w:ascii="Times New Roman" w:hAnsi="Times New Roman" w:cs="Times New Roman"/>
           <w:rtl/>
         </w:rPr>
-        <w:t>"</w:t>
+        <w:t>״</w:t>
       </w:r>
       <w:r>
         <w:rPr>
